--- a/testakten/mandatsbeziehung-kanzlei-rechtsabteilung-nordstern-biotech/word/16-weekly-status-report.docx
+++ b/testakten/mandatsbeziehung-kanzlei-rechtsabteilung-nordstern-biotech/word/16-weekly-status-report.docx
@@ -4,35 +4,1756 @@
   <w:body>
     <w:p>
       <w:pPr>
+        <w:jc w:val="center"/>
+      </w:pPr>
+      <w:r>
+        <w:rPr>
+          <w:b/>
+          <w:color w:val="23364D"/>
+          <w:sz w:val="30"/>
+        </w:rPr>
+        <w:t>FALKENRIED &amp; PARTNER PARTGMBB</w:t>
+      </w:r>
+    </w:p>
+    <w:p>
+      <w:pPr>
+        <w:jc w:val="center"/>
+      </w:pPr>
+      <w:r>
+        <w:rPr>
+          <w:sz w:val="18"/>
+        </w:rPr>
+        <w:t>Litigation | Life Sciences | Regulatory</w:t>
+      </w:r>
+    </w:p>
+    <w:p>
+      <w:pPr>
+        <w:jc w:val="center"/>
+      </w:pPr>
+      <w:r>
+        <w:rPr>
+          <w:sz w:val="17"/>
+        </w:rPr>
+        <w:t>Neuer Wall 78 | 20354 Hamburg | Telefon 040 809331-0 | matterteam@falkenried.de</w:t>
+      </w:r>
+    </w:p>
+    <w:p>
+      <w:pPr>
+        <w:pStyle w:val="Title"/>
+      </w:pPr>
+      <w:r>
+        <w:t>Weekly Matter Status Report</w:t>
+      </w:r>
+    </w:p>
+    <w:tbl>
+      <w:tblPr>
+        <w:tblStyle w:val="TableGrid"/>
+        <w:tblW w:type="auto" w:w="0"/>
+        <w:jc w:val="center"/>
+        <w:tblLayout w:type="fixed"/>
+        <w:tblLook w:firstColumn="1" w:firstRow="1" w:lastColumn="0" w:lastRow="0" w:noHBand="0" w:noVBand="1" w:val="04A0"/>
+      </w:tblPr>
+      <w:tblGrid>
+        <w:gridCol w:w="4762"/>
+        <w:gridCol w:w="4762"/>
+      </w:tblGrid>
+      <w:tr>
+        <w:trPr>
+          <w:cantSplit/>
+        </w:trPr>
+        <w:tc>
+          <w:tcPr>
+            <w:tcW w:type="dxa" w:w="2494"/>
+            <w:vAlign w:val="top"/>
+            <w:tcMar>
+              <w:top w:w="90" w:type="dxa"/>
+              <w:start w:w="90" w:type="dxa"/>
+              <w:bottom w:w="90" w:type="dxa"/>
+              <w:end w:w="90" w:type="dxa"/>
+            </w:tcMar>
+          </w:tcPr>
+          <w:p>
+            <w:r>
+              <w:rPr>
+                <w:rFonts w:ascii="Times New Roman" w:hAnsi="Times New Roman"/>
+                <w:b/>
+                <w:sz w:val="19"/>
+              </w:rPr>
+              <w:t>Mandantin</w:t>
+            </w:r>
+          </w:p>
+        </w:tc>
+        <w:tc>
+          <w:tcPr>
+            <w:tcW w:type="dxa" w:w="6463"/>
+            <w:vAlign w:val="top"/>
+            <w:tcMar>
+              <w:top w:w="90" w:type="dxa"/>
+              <w:start w:w="90" w:type="dxa"/>
+              <w:bottom w:w="90" w:type="dxa"/>
+              <w:end w:w="90" w:type="dxa"/>
+            </w:tcMar>
+          </w:tcPr>
+          <w:p>
+            <w:r>
+              <w:rPr>
+                <w:rFonts w:ascii="Times New Roman" w:hAnsi="Times New Roman"/>
+                <w:sz w:val="19"/>
+              </w:rPr>
+              <w:t>Nordstern BioTherapeutics GmbH, München</w:t>
+            </w:r>
+          </w:p>
+        </w:tc>
+      </w:tr>
+      <w:tr>
+        <w:trPr>
+          <w:cantSplit/>
+        </w:trPr>
+        <w:tc>
+          <w:tcPr>
+            <w:tcW w:type="dxa" w:w="2494"/>
+            <w:vAlign w:val="top"/>
+            <w:tcMar>
+              <w:top w:w="90" w:type="dxa"/>
+              <w:start w:w="90" w:type="dxa"/>
+              <w:bottom w:w="90" w:type="dxa"/>
+              <w:end w:w="90" w:type="dxa"/>
+            </w:tcMar>
+          </w:tcPr>
+          <w:p>
+            <w:r>
+              <w:rPr>
+                <w:rFonts w:ascii="Times New Roman" w:hAnsi="Times New Roman"/>
+                <w:b/>
+                <w:sz w:val="19"/>
+              </w:rPr>
+              <w:t>Gegnerin</w:t>
+            </w:r>
+          </w:p>
+        </w:tc>
+        <w:tc>
+          <w:tcPr>
+            <w:tcW w:type="dxa" w:w="6463"/>
+            <w:vAlign w:val="top"/>
+            <w:tcMar>
+              <w:top w:w="90" w:type="dxa"/>
+              <w:start w:w="90" w:type="dxa"/>
+              <w:bottom w:w="90" w:type="dxa"/>
+              <w:end w:w="90" w:type="dxa"/>
+            </w:tcMar>
+          </w:tcPr>
+          <w:p>
+            <w:r>
+              <w:rPr>
+                <w:rFonts w:ascii="Times New Roman" w:hAnsi="Times New Roman"/>
+                <w:sz w:val="19"/>
+              </w:rPr>
+              <w:t>MedVector Supply AG</w:t>
+            </w:r>
+          </w:p>
+        </w:tc>
+      </w:tr>
+      <w:tr>
+        <w:trPr>
+          <w:cantSplit/>
+        </w:trPr>
+        <w:tc>
+          <w:tcPr>
+            <w:tcW w:type="dxa" w:w="2494"/>
+            <w:vAlign w:val="top"/>
+            <w:tcMar>
+              <w:top w:w="90" w:type="dxa"/>
+              <w:start w:w="90" w:type="dxa"/>
+              <w:bottom w:w="90" w:type="dxa"/>
+              <w:end w:w="90" w:type="dxa"/>
+            </w:tcMar>
+          </w:tcPr>
+          <w:p>
+            <w:r>
+              <w:rPr>
+                <w:rFonts w:ascii="Times New Roman" w:hAnsi="Times New Roman"/>
+                <w:b/>
+                <w:sz w:val="19"/>
+              </w:rPr>
+              <w:t>Berichtsstand</w:t>
+            </w:r>
+          </w:p>
+        </w:tc>
+        <w:tc>
+          <w:tcPr>
+            <w:tcW w:type="dxa" w:w="6463"/>
+            <w:vAlign w:val="top"/>
+            <w:tcMar>
+              <w:top w:w="90" w:type="dxa"/>
+              <w:start w:w="90" w:type="dxa"/>
+              <w:bottom w:w="90" w:type="dxa"/>
+              <w:end w:w="90" w:type="dxa"/>
+            </w:tcMar>
+          </w:tcPr>
+          <w:p>
+            <w:r>
+              <w:rPr>
+                <w:rFonts w:ascii="Times New Roman" w:hAnsi="Times New Roman"/>
+                <w:sz w:val="19"/>
+              </w:rPr>
+              <w:t>3. Juni 2026, 18:15 Uhr</w:t>
+            </w:r>
+          </w:p>
+        </w:tc>
+      </w:tr>
+      <w:tr>
+        <w:trPr>
+          <w:cantSplit/>
+        </w:trPr>
+        <w:tc>
+          <w:tcPr>
+            <w:tcW w:type="dxa" w:w="2494"/>
+            <w:vAlign w:val="top"/>
+            <w:tcMar>
+              <w:top w:w="90" w:type="dxa"/>
+              <w:start w:w="90" w:type="dxa"/>
+              <w:bottom w:w="90" w:type="dxa"/>
+              <w:end w:w="90" w:type="dxa"/>
+            </w:tcMar>
+          </w:tcPr>
+          <w:p>
+            <w:r>
+              <w:rPr>
+                <w:rFonts w:ascii="Times New Roman" w:hAnsi="Times New Roman"/>
+                <w:b/>
+                <w:sz w:val="19"/>
+              </w:rPr>
+              <w:t>Verteiler</w:t>
+            </w:r>
+          </w:p>
+        </w:tc>
+        <w:tc>
+          <w:tcPr>
+            <w:tcW w:type="dxa" w:w="6463"/>
+            <w:vAlign w:val="top"/>
+            <w:tcMar>
+              <w:top w:w="90" w:type="dxa"/>
+              <w:start w:w="90" w:type="dxa"/>
+              <w:bottom w:w="90" w:type="dxa"/>
+              <w:end w:w="90" w:type="dxa"/>
+            </w:tcMar>
+          </w:tcPr>
+          <w:p>
+            <w:r>
+              <w:rPr>
+                <w:rFonts w:ascii="Times New Roman" w:hAnsi="Times New Roman"/>
+                <w:sz w:val="19"/>
+              </w:rPr>
+              <w:t>Dr. Mechthild Auer, Sebastian Kordes, Dr. Raban Hellfeld, Dr. Cosima Falkenried, Julian Norder</w:t>
+            </w:r>
+          </w:p>
+        </w:tc>
+      </w:tr>
+      <w:tr>
+        <w:trPr>
+          <w:cantSplit/>
+        </w:trPr>
+        <w:tc>
+          <w:tcPr>
+            <w:tcW w:type="dxa" w:w="2494"/>
+            <w:vAlign w:val="top"/>
+            <w:tcMar>
+              <w:top w:w="90" w:type="dxa"/>
+              <w:start w:w="90" w:type="dxa"/>
+              <w:bottom w:w="90" w:type="dxa"/>
+              <w:end w:w="90" w:type="dxa"/>
+            </w:tcMar>
+          </w:tcPr>
+          <w:p>
+            <w:r>
+              <w:rPr>
+                <w:rFonts w:ascii="Times New Roman" w:hAnsi="Times New Roman"/>
+                <w:b/>
+                <w:sz w:val="19"/>
+              </w:rPr>
+              <w:t>Budget</w:t>
+            </w:r>
+          </w:p>
+        </w:tc>
+        <w:tc>
+          <w:tcPr>
+            <w:tcW w:type="dxa" w:w="6463"/>
+            <w:vAlign w:val="top"/>
+            <w:tcMar>
+              <w:top w:w="90" w:type="dxa"/>
+              <w:start w:w="90" w:type="dxa"/>
+              <w:bottom w:w="90" w:type="dxa"/>
+              <w:end w:w="90" w:type="dxa"/>
+            </w:tcMar>
+          </w:tcPr>
+          <w:p>
+            <w:r>
+              <w:rPr>
+                <w:rFonts w:ascii="Times New Roman" w:hAnsi="Times New Roman"/>
+                <w:sz w:val="19"/>
+              </w:rPr>
+              <w:t>Phase-1-Obergrenze 180000 EUR; Forecast 312000 EUR; April-Rechnung 48600 EUR streitig</w:t>
+            </w:r>
+          </w:p>
+        </w:tc>
+      </w:tr>
+      <w:tr>
+        <w:trPr>
+          <w:cantSplit/>
+        </w:trPr>
+        <w:tc>
+          <w:tcPr>
+            <w:tcW w:type="dxa" w:w="2494"/>
+            <w:vAlign w:val="top"/>
+            <w:tcMar>
+              <w:top w:w="90" w:type="dxa"/>
+              <w:start w:w="90" w:type="dxa"/>
+              <w:bottom w:w="90" w:type="dxa"/>
+              <w:end w:w="90" w:type="dxa"/>
+            </w:tcMar>
+          </w:tcPr>
+          <w:p>
+            <w:r>
+              <w:rPr>
+                <w:rFonts w:ascii="Times New Roman" w:hAnsi="Times New Roman"/>
+                <w:b/>
+                <w:sz w:val="19"/>
+              </w:rPr>
+              <w:t>Nächster Termin</w:t>
+            </w:r>
+          </w:p>
+        </w:tc>
+        <w:tc>
+          <w:tcPr>
+            <w:tcW w:type="dxa" w:w="6463"/>
+            <w:vAlign w:val="top"/>
+            <w:tcMar>
+              <w:top w:w="90" w:type="dxa"/>
+              <w:start w:w="90" w:type="dxa"/>
+              <w:bottom w:w="90" w:type="dxa"/>
+              <w:end w:w="90" w:type="dxa"/>
+            </w:tcMar>
+          </w:tcPr>
+          <w:p>
+            <w:r>
+              <w:rPr>
+                <w:rFonts w:ascii="Times New Roman" w:hAnsi="Times New Roman"/>
+                <w:sz w:val="19"/>
+              </w:rPr>
+              <w:t>Status- und Budgetgespräch am 4. Juni 2026, 16:30 Uhr</w:t>
+            </w:r>
+          </w:p>
+        </w:tc>
+      </w:tr>
+    </w:tbl>
+    <w:p/>
+    <w:p>
+      <w:pPr>
         <w:pStyle w:val="Heading1"/>
       </w:pPr>
       <w:r>
-        <w:t>Weekly Status Report — 03.06.2026</w:t>
+        <w:t>1. Seit dem letzten Bericht erledigt</w:t>
+      </w:r>
+    </w:p>
+    <w:tbl>
+      <w:tblPr>
+        <w:tblStyle w:val="TableGrid"/>
+        <w:tblW w:type="auto" w:w="0"/>
+        <w:jc w:val="center"/>
+        <w:tblLayout w:type="fixed"/>
+        <w:tblLook w:firstColumn="1" w:firstRow="1" w:lastColumn="0" w:lastRow="0" w:noHBand="0" w:noVBand="1" w:val="04A0"/>
+      </w:tblPr>
+      <w:tblGrid>
+        <w:gridCol w:w="2381"/>
+        <w:gridCol w:w="2381"/>
+        <w:gridCol w:w="2381"/>
+        <w:gridCol w:w="2381"/>
+      </w:tblGrid>
+      <w:tr>
+        <w:trPr>
+          <w:tblHeader w:val="true"/>
+        </w:trPr>
+        <w:tc>
+          <w:tcPr>
+            <w:tcW w:type="dxa" w:w="2268"/>
+            <w:vAlign w:val="center"/>
+            <w:shd w:fill="DCE6EC"/>
+            <w:tcMar>
+              <w:top w:w="70" w:type="dxa"/>
+              <w:start w:w="70" w:type="dxa"/>
+              <w:bottom w:w="70" w:type="dxa"/>
+              <w:end w:w="70" w:type="dxa"/>
+            </w:tcMar>
+          </w:tcPr>
+          <w:p>
+            <w:r>
+              <w:rPr>
+                <w:rFonts w:ascii="Times New Roman" w:hAnsi="Times New Roman"/>
+                <w:b/>
+                <w:sz w:val="17"/>
+              </w:rPr>
+              <w:t>Arbeitspaket</w:t>
+            </w:r>
+          </w:p>
+        </w:tc>
+        <w:tc>
+          <w:tcPr>
+            <w:tcW w:type="dxa" w:w="3515"/>
+            <w:vAlign w:val="center"/>
+            <w:shd w:fill="DCE6EC"/>
+            <w:tcMar>
+              <w:top w:w="70" w:type="dxa"/>
+              <w:start w:w="70" w:type="dxa"/>
+              <w:bottom w:w="70" w:type="dxa"/>
+              <w:end w:w="70" w:type="dxa"/>
+            </w:tcMar>
+          </w:tcPr>
+          <w:p>
+            <w:r>
+              <w:rPr>
+                <w:rFonts w:ascii="Times New Roman" w:hAnsi="Times New Roman"/>
+                <w:b/>
+                <w:sz w:val="17"/>
+              </w:rPr>
+              <w:t>Stand</w:t>
+            </w:r>
+          </w:p>
+        </w:tc>
+        <w:tc>
+          <w:tcPr>
+            <w:tcW w:type="dxa" w:w="1871"/>
+            <w:vAlign w:val="center"/>
+            <w:shd w:fill="DCE6EC"/>
+            <w:tcMar>
+              <w:top w:w="70" w:type="dxa"/>
+              <w:start w:w="70" w:type="dxa"/>
+              <w:bottom w:w="70" w:type="dxa"/>
+              <w:end w:w="70" w:type="dxa"/>
+            </w:tcMar>
+          </w:tcPr>
+          <w:p>
+            <w:r>
+              <w:rPr>
+                <w:rFonts w:ascii="Times New Roman" w:hAnsi="Times New Roman"/>
+                <w:b/>
+                <w:sz w:val="17"/>
+              </w:rPr>
+              <w:t>Beleg</w:t>
+            </w:r>
+          </w:p>
+        </w:tc>
+        <w:tc>
+          <w:tcPr>
+            <w:tcW w:type="dxa" w:w="1531"/>
+            <w:vAlign w:val="center"/>
+            <w:shd w:fill="DCE6EC"/>
+            <w:tcMar>
+              <w:top w:w="70" w:type="dxa"/>
+              <w:start w:w="70" w:type="dxa"/>
+              <w:bottom w:w="70" w:type="dxa"/>
+              <w:end w:w="70" w:type="dxa"/>
+            </w:tcMar>
+          </w:tcPr>
+          <w:p>
+            <w:r>
+              <w:rPr>
+                <w:rFonts w:ascii="Times New Roman" w:hAnsi="Times New Roman"/>
+                <w:b/>
+                <w:sz w:val="17"/>
+              </w:rPr>
+              <w:t>Verantwortlich</w:t>
+            </w:r>
+          </w:p>
+        </w:tc>
+      </w:tr>
+      <w:tr>
+        <w:trPr>
+          <w:cantSplit/>
+        </w:trPr>
+        <w:tc>
+          <w:tcPr>
+            <w:tcW w:type="dxa" w:w="2268"/>
+            <w:vAlign w:val="top"/>
+            <w:tcMar>
+              <w:top w:w="70" w:type="dxa"/>
+              <w:start w:w="70" w:type="dxa"/>
+              <w:bottom w:w="70" w:type="dxa"/>
+              <w:end w:w="70" w:type="dxa"/>
+            </w:tcMar>
+          </w:tcPr>
+          <w:p>
+            <w:r>
+              <w:rPr>
+                <w:rFonts w:ascii="Times New Roman" w:hAnsi="Times New Roman"/>
+                <w:sz w:val="17"/>
+              </w:rPr>
+              <w:t>Außergerichtliches Schreiben</w:t>
+            </w:r>
+          </w:p>
+        </w:tc>
+        <w:tc>
+          <w:tcPr>
+            <w:tcW w:type="dxa" w:w="3515"/>
+            <w:vAlign w:val="top"/>
+            <w:tcMar>
+              <w:top w:w="70" w:type="dxa"/>
+              <w:start w:w="70" w:type="dxa"/>
+              <w:bottom w:w="70" w:type="dxa"/>
+              <w:end w:w="70" w:type="dxa"/>
+            </w:tcMar>
+          </w:tcPr>
+          <w:p>
+            <w:r>
+              <w:rPr>
+                <w:rFonts w:ascii="Times New Roman" w:hAnsi="Times New Roman"/>
+                <w:sz w:val="17"/>
+              </w:rPr>
+              <w:t>Am 2. Juni um 16:48 Uhr versandt; Zustellbestätigung liegt vor</w:t>
+            </w:r>
+          </w:p>
+        </w:tc>
+        <w:tc>
+          <w:tcPr>
+            <w:tcW w:type="dxa" w:w="1871"/>
+            <w:vAlign w:val="top"/>
+            <w:tcMar>
+              <w:top w:w="70" w:type="dxa"/>
+              <w:start w:w="70" w:type="dxa"/>
+              <w:bottom w:w="70" w:type="dxa"/>
+              <w:end w:w="70" w:type="dxa"/>
+            </w:tcMar>
+          </w:tcPr>
+          <w:p>
+            <w:r>
+              <w:rPr>
+                <w:rFonts w:ascii="Times New Roman" w:hAnsi="Times New Roman"/>
+                <w:sz w:val="17"/>
+              </w:rPr>
+              <w:t>E-Mail und Versandjournal</w:t>
+            </w:r>
+          </w:p>
+        </w:tc>
+        <w:tc>
+          <w:tcPr>
+            <w:tcW w:type="dxa" w:w="1531"/>
+            <w:vAlign w:val="top"/>
+            <w:tcMar>
+              <w:top w:w="70" w:type="dxa"/>
+              <w:start w:w="70" w:type="dxa"/>
+              <w:bottom w:w="70" w:type="dxa"/>
+              <w:end w:w="70" w:type="dxa"/>
+            </w:tcMar>
+          </w:tcPr>
+          <w:p>
+            <w:r>
+              <w:rPr>
+                <w:rFonts w:ascii="Times New Roman" w:hAnsi="Times New Roman"/>
+                <w:sz w:val="17"/>
+              </w:rPr>
+              <w:t>Norder</w:t>
+            </w:r>
+          </w:p>
+        </w:tc>
+      </w:tr>
+      <w:tr>
+        <w:trPr>
+          <w:cantSplit/>
+        </w:trPr>
+        <w:tc>
+          <w:tcPr>
+            <w:tcW w:type="dxa" w:w="2268"/>
+            <w:vAlign w:val="top"/>
+            <w:tcMar>
+              <w:top w:w="70" w:type="dxa"/>
+              <w:start w:w="70" w:type="dxa"/>
+              <w:bottom w:w="70" w:type="dxa"/>
+              <w:end w:w="70" w:type="dxa"/>
+            </w:tcMar>
+          </w:tcPr>
+          <w:p>
+            <w:r>
+              <w:rPr>
+                <w:rFonts w:ascii="Times New Roman" w:hAnsi="Times New Roman"/>
+                <w:sz w:val="17"/>
+              </w:rPr>
+              <w:t>Anlagenstruktur</w:t>
+            </w:r>
+          </w:p>
+        </w:tc>
+        <w:tc>
+          <w:tcPr>
+            <w:tcW w:type="dxa" w:w="3515"/>
+            <w:vAlign w:val="top"/>
+            <w:tcMar>
+              <w:top w:w="70" w:type="dxa"/>
+              <w:start w:w="70" w:type="dxa"/>
+              <w:bottom w:w="70" w:type="dxa"/>
+              <w:end w:w="70" w:type="dxa"/>
+            </w:tcMar>
+          </w:tcPr>
+          <w:p>
+            <w:r>
+              <w:rPr>
+                <w:rFonts w:ascii="Times New Roman" w:hAnsi="Times New Roman"/>
+                <w:sz w:val="17"/>
+              </w:rPr>
+              <w:t>K1 bis K18 nummeriert; K7 und K14 wegen Patientenkürzeln noch nicht freigegeben</w:t>
+            </w:r>
+          </w:p>
+        </w:tc>
+        <w:tc>
+          <w:tcPr>
+            <w:tcW w:type="dxa" w:w="1871"/>
+            <w:vAlign w:val="top"/>
+            <w:tcMar>
+              <w:top w:w="70" w:type="dxa"/>
+              <w:start w:w="70" w:type="dxa"/>
+              <w:bottom w:w="70" w:type="dxa"/>
+              <w:end w:w="70" w:type="dxa"/>
+            </w:tcMar>
+          </w:tcPr>
+          <w:p>
+            <w:r>
+              <w:rPr>
+                <w:rFonts w:ascii="Times New Roman" w:hAnsi="Times New Roman"/>
+                <w:sz w:val="17"/>
+              </w:rPr>
+              <w:t>Anlagenindex Version 4</w:t>
+            </w:r>
+          </w:p>
+        </w:tc>
+        <w:tc>
+          <w:tcPr>
+            <w:tcW w:type="dxa" w:w="1531"/>
+            <w:vAlign w:val="top"/>
+            <w:tcMar>
+              <w:top w:w="70" w:type="dxa"/>
+              <w:start w:w="70" w:type="dxa"/>
+              <w:bottom w:w="70" w:type="dxa"/>
+              <w:end w:w="70" w:type="dxa"/>
+            </w:tcMar>
+          </w:tcPr>
+          <w:p>
+            <w:r>
+              <w:rPr>
+                <w:rFonts w:ascii="Times New Roman" w:hAnsi="Times New Roman"/>
+                <w:sz w:val="17"/>
+              </w:rPr>
+              <w:t>Legal Ops</w:t>
+            </w:r>
+          </w:p>
+        </w:tc>
+      </w:tr>
+      <w:tr>
+        <w:trPr>
+          <w:cantSplit/>
+        </w:trPr>
+        <w:tc>
+          <w:tcPr>
+            <w:tcW w:type="dxa" w:w="2268"/>
+            <w:vAlign w:val="top"/>
+            <w:tcMar>
+              <w:top w:w="70" w:type="dxa"/>
+              <w:start w:w="70" w:type="dxa"/>
+              <w:bottom w:w="70" w:type="dxa"/>
+              <w:end w:w="70" w:type="dxa"/>
+            </w:tcMar>
+          </w:tcPr>
+          <w:p>
+            <w:r>
+              <w:rPr>
+                <w:rFonts w:ascii="Times New Roman" w:hAnsi="Times New Roman"/>
+                <w:sz w:val="17"/>
+              </w:rPr>
+              <w:t>Eilantrag</w:t>
+            </w:r>
+          </w:p>
+        </w:tc>
+        <w:tc>
+          <w:tcPr>
+            <w:tcW w:type="dxa" w:w="3515"/>
+            <w:vAlign w:val="top"/>
+            <w:tcMar>
+              <w:top w:w="70" w:type="dxa"/>
+              <w:start w:w="70" w:type="dxa"/>
+              <w:bottom w:w="70" w:type="dxa"/>
+              <w:end w:w="70" w:type="dxa"/>
+            </w:tcMar>
+          </w:tcPr>
+          <w:p>
+            <w:r>
+              <w:rPr>
+                <w:rFonts w:ascii="Times New Roman" w:hAnsi="Times New Roman"/>
+                <w:sz w:val="17"/>
+              </w:rPr>
+              <w:t>Sachverhalt und Anträge stehen; Dringlichkeitsdarstellung wird nach den neuen E-Mails überarbeitet</w:t>
+            </w:r>
+          </w:p>
+        </w:tc>
+        <w:tc>
+          <w:tcPr>
+            <w:tcW w:type="dxa" w:w="1871"/>
+            <w:vAlign w:val="top"/>
+            <w:tcMar>
+              <w:top w:w="70" w:type="dxa"/>
+              <w:start w:w="70" w:type="dxa"/>
+              <w:bottom w:w="70" w:type="dxa"/>
+              <w:end w:w="70" w:type="dxa"/>
+            </w:tcMar>
+          </w:tcPr>
+          <w:p>
+            <w:r>
+              <w:rPr>
+                <w:rFonts w:ascii="Times New Roman" w:hAnsi="Times New Roman"/>
+                <w:sz w:val="17"/>
+              </w:rPr>
+              <w:t>Entwurf Version 0.7</w:t>
+            </w:r>
+          </w:p>
+        </w:tc>
+        <w:tc>
+          <w:tcPr>
+            <w:tcW w:type="dxa" w:w="1531"/>
+            <w:vAlign w:val="top"/>
+            <w:tcMar>
+              <w:top w:w="70" w:type="dxa"/>
+              <w:start w:w="70" w:type="dxa"/>
+              <w:bottom w:w="70" w:type="dxa"/>
+              <w:end w:w="70" w:type="dxa"/>
+            </w:tcMar>
+          </w:tcPr>
+          <w:p>
+            <w:r>
+              <w:rPr>
+                <w:rFonts w:ascii="Times New Roman" w:hAnsi="Times New Roman"/>
+                <w:sz w:val="17"/>
+              </w:rPr>
+              <w:t>Falkenried/Norder</w:t>
+            </w:r>
+          </w:p>
+        </w:tc>
+      </w:tr>
+      <w:tr>
+        <w:trPr>
+          <w:cantSplit/>
+        </w:trPr>
+        <w:tc>
+          <w:tcPr>
+            <w:tcW w:type="dxa" w:w="2268"/>
+            <w:vAlign w:val="top"/>
+            <w:tcMar>
+              <w:top w:w="70" w:type="dxa"/>
+              <w:start w:w="70" w:type="dxa"/>
+              <w:bottom w:w="70" w:type="dxa"/>
+              <w:end w:w="70" w:type="dxa"/>
+            </w:tcMar>
+          </w:tcPr>
+          <w:p>
+            <w:r>
+              <w:rPr>
+                <w:rFonts w:ascii="Times New Roman" w:hAnsi="Times New Roman"/>
+                <w:sz w:val="17"/>
+              </w:rPr>
+              <w:t>Spezifikationssicherung</w:t>
+            </w:r>
+          </w:p>
+        </w:tc>
+        <w:tc>
+          <w:tcPr>
+            <w:tcW w:type="dxa" w:w="3515"/>
+            <w:vAlign w:val="top"/>
+            <w:tcMar>
+              <w:top w:w="70" w:type="dxa"/>
+              <w:start w:w="70" w:type="dxa"/>
+              <w:bottom w:w="70" w:type="dxa"/>
+              <w:end w:w="70" w:type="dxa"/>
+            </w:tcMar>
+          </w:tcPr>
+          <w:p>
+            <w:r>
+              <w:rPr>
+                <w:rFonts w:ascii="Times New Roman" w:hAnsi="Times New Roman"/>
+                <w:sz w:val="17"/>
+              </w:rPr>
+              <w:t>Originaldatenträger im Tresor München; Hashprotokoll vom 3. Juni vorhanden</w:t>
+            </w:r>
+          </w:p>
+        </w:tc>
+        <w:tc>
+          <w:tcPr>
+            <w:tcW w:type="dxa" w:w="1871"/>
+            <w:vAlign w:val="top"/>
+            <w:tcMar>
+              <w:top w:w="70" w:type="dxa"/>
+              <w:start w:w="70" w:type="dxa"/>
+              <w:bottom w:w="70" w:type="dxa"/>
+              <w:end w:w="70" w:type="dxa"/>
+            </w:tcMar>
+          </w:tcPr>
+          <w:p>
+            <w:r>
+              <w:rPr>
+                <w:rFonts w:ascii="Times New Roman" w:hAnsi="Times New Roman"/>
+                <w:sz w:val="17"/>
+              </w:rPr>
+              <w:t>Übergabeprotokoll</w:t>
+            </w:r>
+          </w:p>
+        </w:tc>
+        <w:tc>
+          <w:tcPr>
+            <w:tcW w:type="dxa" w:w="1531"/>
+            <w:vAlign w:val="top"/>
+            <w:tcMar>
+              <w:top w:w="70" w:type="dxa"/>
+              <w:start w:w="70" w:type="dxa"/>
+              <w:bottom w:w="70" w:type="dxa"/>
+              <w:end w:w="70" w:type="dxa"/>
+            </w:tcMar>
+          </w:tcPr>
+          <w:p>
+            <w:r>
+              <w:rPr>
+                <w:rFonts w:ascii="Times New Roman" w:hAnsi="Times New Roman"/>
+                <w:sz w:val="17"/>
+              </w:rPr>
+              <w:t>Hellfeld</w:t>
+            </w:r>
+          </w:p>
+        </w:tc>
+      </w:tr>
+    </w:tbl>
+    <w:p/>
+    <w:p>
+      <w:pPr>
+        <w:pStyle w:val="Heading1"/>
+      </w:pPr>
+      <w:r>
+        <w:t>2. Laufende Arbeiten</w:t>
+      </w:r>
+    </w:p>
+    <w:tbl>
+      <w:tblPr>
+        <w:tblStyle w:val="TableGrid"/>
+        <w:tblW w:type="auto" w:w="0"/>
+        <w:jc w:val="center"/>
+        <w:tblLayout w:type="fixed"/>
+        <w:tblLook w:firstColumn="1" w:firstRow="1" w:lastColumn="0" w:lastRow="0" w:noHBand="0" w:noVBand="1" w:val="04A0"/>
+      </w:tblPr>
+      <w:tblGrid>
+        <w:gridCol w:w="2381"/>
+        <w:gridCol w:w="2381"/>
+        <w:gridCol w:w="2381"/>
+        <w:gridCol w:w="2381"/>
+      </w:tblGrid>
+      <w:tr>
+        <w:trPr>
+          <w:tblHeader w:val="true"/>
+        </w:trPr>
+        <w:tc>
+          <w:tcPr>
+            <w:tcW w:type="dxa" w:w="1871"/>
+            <w:vAlign w:val="center"/>
+            <w:shd w:fill="DCE6EC"/>
+            <w:tcMar>
+              <w:top w:w="70" w:type="dxa"/>
+              <w:start w:w="70" w:type="dxa"/>
+              <w:bottom w:w="70" w:type="dxa"/>
+              <w:end w:w="70" w:type="dxa"/>
+            </w:tcMar>
+          </w:tcPr>
+          <w:p>
+            <w:r>
+              <w:rPr>
+                <w:rFonts w:ascii="Times New Roman" w:hAnsi="Times New Roman"/>
+                <w:b/>
+                <w:sz w:val="17"/>
+              </w:rPr>
+              <w:t>Thema</w:t>
+            </w:r>
+          </w:p>
+        </w:tc>
+        <w:tc>
+          <w:tcPr>
+            <w:tcW w:type="dxa" w:w="3402"/>
+            <w:vAlign w:val="center"/>
+            <w:shd w:fill="DCE6EC"/>
+            <w:tcMar>
+              <w:top w:w="70" w:type="dxa"/>
+              <w:start w:w="70" w:type="dxa"/>
+              <w:bottom w:w="70" w:type="dxa"/>
+              <w:end w:w="70" w:type="dxa"/>
+            </w:tcMar>
+          </w:tcPr>
+          <w:p>
+            <w:r>
+              <w:rPr>
+                <w:rFonts w:ascii="Times New Roman" w:hAnsi="Times New Roman"/>
+                <w:b/>
+                <w:sz w:val="17"/>
+              </w:rPr>
+              <w:t>Nächster Arbeitsschritt</w:t>
+            </w:r>
+          </w:p>
+        </w:tc>
+        <w:tc>
+          <w:tcPr>
+            <w:tcW w:type="dxa" w:w="1531"/>
+            <w:vAlign w:val="center"/>
+            <w:shd w:fill="DCE6EC"/>
+            <w:tcMar>
+              <w:top w:w="70" w:type="dxa"/>
+              <w:start w:w="70" w:type="dxa"/>
+              <w:bottom w:w="70" w:type="dxa"/>
+              <w:end w:w="70" w:type="dxa"/>
+            </w:tcMar>
+          </w:tcPr>
+          <w:p>
+            <w:r>
+              <w:rPr>
+                <w:rFonts w:ascii="Times New Roman" w:hAnsi="Times New Roman"/>
+                <w:b/>
+                <w:sz w:val="17"/>
+              </w:rPr>
+              <w:t>Frist</w:t>
+            </w:r>
+          </w:p>
+        </w:tc>
+        <w:tc>
+          <w:tcPr>
+            <w:tcW w:type="dxa" w:w="2381"/>
+            <w:vAlign w:val="center"/>
+            <w:shd w:fill="DCE6EC"/>
+            <w:tcMar>
+              <w:top w:w="70" w:type="dxa"/>
+              <w:start w:w="70" w:type="dxa"/>
+              <w:bottom w:w="70" w:type="dxa"/>
+              <w:end w:w="70" w:type="dxa"/>
+            </w:tcMar>
+          </w:tcPr>
+          <w:p>
+            <w:r>
+              <w:rPr>
+                <w:rFonts w:ascii="Times New Roman" w:hAnsi="Times New Roman"/>
+                <w:b/>
+                <w:sz w:val="17"/>
+              </w:rPr>
+              <w:t>Abhängigkeit</w:t>
+            </w:r>
+          </w:p>
+        </w:tc>
+      </w:tr>
+      <w:tr>
+        <w:trPr>
+          <w:cantSplit/>
+        </w:trPr>
+        <w:tc>
+          <w:tcPr>
+            <w:tcW w:type="dxa" w:w="1871"/>
+            <w:vAlign w:val="top"/>
+            <w:tcMar>
+              <w:top w:w="70" w:type="dxa"/>
+              <w:start w:w="70" w:type="dxa"/>
+              <w:bottom w:w="70" w:type="dxa"/>
+              <w:end w:w="70" w:type="dxa"/>
+            </w:tcMar>
+          </w:tcPr>
+          <w:p>
+            <w:r>
+              <w:rPr>
+                <w:rFonts w:ascii="Times New Roman" w:hAnsi="Times New Roman"/>
+                <w:sz w:val="17"/>
+              </w:rPr>
+              <w:t>Dringlichkeit</w:t>
+            </w:r>
+          </w:p>
+        </w:tc>
+        <w:tc>
+          <w:tcPr>
+            <w:tcW w:type="dxa" w:w="3402"/>
+            <w:vAlign w:val="top"/>
+            <w:tcMar>
+              <w:top w:w="70" w:type="dxa"/>
+              <w:start w:w="70" w:type="dxa"/>
+              <w:bottom w:w="70" w:type="dxa"/>
+              <w:end w:w="70" w:type="dxa"/>
+            </w:tcMar>
+          </w:tcPr>
+          <w:p>
+            <w:r>
+              <w:rPr>
+                <w:rFonts w:ascii="Times New Roman" w:hAnsi="Times New Roman"/>
+                <w:sz w:val="17"/>
+              </w:rPr>
+              <w:t>Kenntniszeitpunkte aus Outlook-Export und Laborjournal zusammenführen</w:t>
+            </w:r>
+          </w:p>
+        </w:tc>
+        <w:tc>
+          <w:tcPr>
+            <w:tcW w:type="dxa" w:w="1531"/>
+            <w:vAlign w:val="top"/>
+            <w:tcMar>
+              <w:top w:w="70" w:type="dxa"/>
+              <w:start w:w="70" w:type="dxa"/>
+              <w:bottom w:w="70" w:type="dxa"/>
+              <w:end w:w="70" w:type="dxa"/>
+            </w:tcMar>
+          </w:tcPr>
+          <w:p>
+            <w:r>
+              <w:rPr>
+                <w:rFonts w:ascii="Times New Roman" w:hAnsi="Times New Roman"/>
+                <w:sz w:val="17"/>
+              </w:rPr>
+              <w:t>04.06., 10:00</w:t>
+            </w:r>
+          </w:p>
+        </w:tc>
+        <w:tc>
+          <w:tcPr>
+            <w:tcW w:type="dxa" w:w="2381"/>
+            <w:vAlign w:val="top"/>
+            <w:tcMar>
+              <w:top w:w="70" w:type="dxa"/>
+              <w:start w:w="70" w:type="dxa"/>
+              <w:bottom w:w="70" w:type="dxa"/>
+              <w:end w:w="70" w:type="dxa"/>
+            </w:tcMar>
+          </w:tcPr>
+          <w:p>
+            <w:r>
+              <w:rPr>
+                <w:rFonts w:ascii="Times New Roman" w:hAnsi="Times New Roman"/>
+                <w:sz w:val="17"/>
+              </w:rPr>
+              <w:t>Mail vom 28.03. und Gesprächsnotiz fehlen</w:t>
+            </w:r>
+          </w:p>
+        </w:tc>
+      </w:tr>
+      <w:tr>
+        <w:trPr>
+          <w:cantSplit/>
+        </w:trPr>
+        <w:tc>
+          <w:tcPr>
+            <w:tcW w:type="dxa" w:w="1871"/>
+            <w:vAlign w:val="top"/>
+            <w:tcMar>
+              <w:top w:w="70" w:type="dxa"/>
+              <w:start w:w="70" w:type="dxa"/>
+              <w:bottom w:w="70" w:type="dxa"/>
+              <w:end w:w="70" w:type="dxa"/>
+            </w:tcMar>
+          </w:tcPr>
+          <w:p>
+            <w:r>
+              <w:rPr>
+                <w:rFonts w:ascii="Times New Roman" w:hAnsi="Times New Roman"/>
+                <w:sz w:val="17"/>
+              </w:rPr>
+              <w:t>Eidesstattliche Versicherung Hellfeld</w:t>
+            </w:r>
+          </w:p>
+        </w:tc>
+        <w:tc>
+          <w:tcPr>
+            <w:tcW w:type="dxa" w:w="3402"/>
+            <w:vAlign w:val="top"/>
+            <w:tcMar>
+              <w:top w:w="70" w:type="dxa"/>
+              <w:start w:w="70" w:type="dxa"/>
+              <w:bottom w:w="70" w:type="dxa"/>
+              <w:end w:w="70" w:type="dxa"/>
+            </w:tcMar>
+          </w:tcPr>
+          <w:p>
+            <w:r>
+              <w:rPr>
+                <w:rFonts w:ascii="Times New Roman" w:hAnsi="Times New Roman"/>
+                <w:sz w:val="17"/>
+              </w:rPr>
+              <w:t>Tatsachen zu Probenübergabe und Spezifikationszugang finalisieren</w:t>
+            </w:r>
+          </w:p>
+        </w:tc>
+        <w:tc>
+          <w:tcPr>
+            <w:tcW w:type="dxa" w:w="1531"/>
+            <w:vAlign w:val="top"/>
+            <w:tcMar>
+              <w:top w:w="70" w:type="dxa"/>
+              <w:start w:w="70" w:type="dxa"/>
+              <w:bottom w:w="70" w:type="dxa"/>
+              <w:end w:w="70" w:type="dxa"/>
+            </w:tcMar>
+          </w:tcPr>
+          <w:p>
+            <w:r>
+              <w:rPr>
+                <w:rFonts w:ascii="Times New Roman" w:hAnsi="Times New Roman"/>
+                <w:sz w:val="17"/>
+              </w:rPr>
+              <w:t>04.06., 12:00</w:t>
+            </w:r>
+          </w:p>
+        </w:tc>
+        <w:tc>
+          <w:tcPr>
+            <w:tcW w:type="dxa" w:w="2381"/>
+            <w:vAlign w:val="top"/>
+            <w:tcMar>
+              <w:top w:w="70" w:type="dxa"/>
+              <w:start w:w="70" w:type="dxa"/>
+              <w:bottom w:w="70" w:type="dxa"/>
+              <w:end w:w="70" w:type="dxa"/>
+            </w:tcMar>
+          </w:tcPr>
+          <w:p>
+            <w:r>
+              <w:rPr>
+                <w:rFonts w:ascii="Times New Roman" w:hAnsi="Times New Roman"/>
+                <w:sz w:val="17"/>
+              </w:rPr>
+              <w:t>Persönliche Freigabe Dr. Hellfeld</w:t>
+            </w:r>
+          </w:p>
+        </w:tc>
+      </w:tr>
+      <w:tr>
+        <w:trPr>
+          <w:cantSplit/>
+        </w:trPr>
+        <w:tc>
+          <w:tcPr>
+            <w:tcW w:type="dxa" w:w="1871"/>
+            <w:vAlign w:val="top"/>
+            <w:tcMar>
+              <w:top w:w="70" w:type="dxa"/>
+              <w:start w:w="70" w:type="dxa"/>
+              <w:bottom w:w="70" w:type="dxa"/>
+              <w:end w:w="70" w:type="dxa"/>
+            </w:tcMar>
+          </w:tcPr>
+          <w:p>
+            <w:r>
+              <w:rPr>
+                <w:rFonts w:ascii="Times New Roman" w:hAnsi="Times New Roman"/>
+                <w:sz w:val="17"/>
+              </w:rPr>
+              <w:t>Schwärzung Laborberichte</w:t>
+            </w:r>
+          </w:p>
+        </w:tc>
+        <w:tc>
+          <w:tcPr>
+            <w:tcW w:type="dxa" w:w="3402"/>
+            <w:vAlign w:val="top"/>
+            <w:tcMar>
+              <w:top w:w="70" w:type="dxa"/>
+              <w:start w:w="70" w:type="dxa"/>
+              <w:bottom w:w="70" w:type="dxa"/>
+              <w:end w:w="70" w:type="dxa"/>
+            </w:tcMar>
+          </w:tcPr>
+          <w:p>
+            <w:r>
+              <w:rPr>
+                <w:rFonts w:ascii="Times New Roman" w:hAnsi="Times New Roman"/>
+                <w:sz w:val="17"/>
+              </w:rPr>
+              <w:t>Patientenkürzel auf K7 und K14 prüfen; Ersatzseiten erzeugen</w:t>
+            </w:r>
+          </w:p>
+        </w:tc>
+        <w:tc>
+          <w:tcPr>
+            <w:tcW w:type="dxa" w:w="1531"/>
+            <w:vAlign w:val="top"/>
+            <w:tcMar>
+              <w:top w:w="70" w:type="dxa"/>
+              <w:start w:w="70" w:type="dxa"/>
+              <w:bottom w:w="70" w:type="dxa"/>
+              <w:end w:w="70" w:type="dxa"/>
+            </w:tcMar>
+          </w:tcPr>
+          <w:p>
+            <w:r>
+              <w:rPr>
+                <w:rFonts w:ascii="Times New Roman" w:hAnsi="Times New Roman"/>
+                <w:sz w:val="17"/>
+              </w:rPr>
+              <w:t>04.06., 14:00</w:t>
+            </w:r>
+          </w:p>
+        </w:tc>
+        <w:tc>
+          <w:tcPr>
+            <w:tcW w:type="dxa" w:w="2381"/>
+            <w:vAlign w:val="top"/>
+            <w:tcMar>
+              <w:top w:w="70" w:type="dxa"/>
+              <w:start w:w="70" w:type="dxa"/>
+              <w:bottom w:w="70" w:type="dxa"/>
+              <w:end w:w="70" w:type="dxa"/>
+            </w:tcMar>
+          </w:tcPr>
+          <w:p>
+            <w:r>
+              <w:rPr>
+                <w:rFonts w:ascii="Times New Roman" w:hAnsi="Times New Roman"/>
+                <w:sz w:val="17"/>
+              </w:rPr>
+              <w:t>Freigabe Legal Ops</w:t>
+            </w:r>
+          </w:p>
+        </w:tc>
+      </w:tr>
+      <w:tr>
+        <w:trPr>
+          <w:cantSplit/>
+        </w:trPr>
+        <w:tc>
+          <w:tcPr>
+            <w:tcW w:type="dxa" w:w="1871"/>
+            <w:vAlign w:val="top"/>
+            <w:tcMar>
+              <w:top w:w="70" w:type="dxa"/>
+              <w:start w:w="70" w:type="dxa"/>
+              <w:bottom w:w="70" w:type="dxa"/>
+              <w:end w:w="70" w:type="dxa"/>
+            </w:tcMar>
+          </w:tcPr>
+          <w:p>
+            <w:r>
+              <w:rPr>
+                <w:rFonts w:ascii="Times New Roman" w:hAnsi="Times New Roman"/>
+                <w:sz w:val="17"/>
+              </w:rPr>
+              <w:t>Budget-Reforecast</w:t>
+            </w:r>
+          </w:p>
+        </w:tc>
+        <w:tc>
+          <w:tcPr>
+            <w:tcW w:type="dxa" w:w="3402"/>
+            <w:vAlign w:val="top"/>
+            <w:tcMar>
+              <w:top w:w="70" w:type="dxa"/>
+              <w:start w:w="70" w:type="dxa"/>
+              <w:bottom w:w="70" w:type="dxa"/>
+              <w:end w:w="70" w:type="dxa"/>
+            </w:tcMar>
+          </w:tcPr>
+          <w:p>
+            <w:r>
+              <w:rPr>
+                <w:rFonts w:ascii="Times New Roman" w:hAnsi="Times New Roman"/>
+                <w:sz w:val="17"/>
+              </w:rPr>
+              <w:t>Zeiteinträge nach Arbeitspaket und Scope-In/Scope-Out trennen</w:t>
+            </w:r>
+          </w:p>
+        </w:tc>
+        <w:tc>
+          <w:tcPr>
+            <w:tcW w:type="dxa" w:w="1531"/>
+            <w:vAlign w:val="top"/>
+            <w:tcMar>
+              <w:top w:w="70" w:type="dxa"/>
+              <w:start w:w="70" w:type="dxa"/>
+              <w:bottom w:w="70" w:type="dxa"/>
+              <w:end w:w="70" w:type="dxa"/>
+            </w:tcMar>
+          </w:tcPr>
+          <w:p>
+            <w:r>
+              <w:rPr>
+                <w:rFonts w:ascii="Times New Roman" w:hAnsi="Times New Roman"/>
+                <w:sz w:val="17"/>
+              </w:rPr>
+              <w:t>04.06., 15:00</w:t>
+            </w:r>
+          </w:p>
+        </w:tc>
+        <w:tc>
+          <w:tcPr>
+            <w:tcW w:type="dxa" w:w="2381"/>
+            <w:vAlign w:val="top"/>
+            <w:tcMar>
+              <w:top w:w="70" w:type="dxa"/>
+              <w:start w:w="70" w:type="dxa"/>
+              <w:bottom w:w="70" w:type="dxa"/>
+              <w:end w:w="70" w:type="dxa"/>
+            </w:tcMar>
+          </w:tcPr>
+          <w:p>
+            <w:r>
+              <w:rPr>
+                <w:rFonts w:ascii="Times New Roman" w:hAnsi="Times New Roman"/>
+                <w:sz w:val="17"/>
+              </w:rPr>
+              <w:t>Procurement-Regeln und April-Kürzung</w:t>
+            </w:r>
+          </w:p>
+        </w:tc>
+      </w:tr>
+    </w:tbl>
+    <w:p/>
+    <w:p>
+      <w:pPr>
+        <w:pStyle w:val="Heading1"/>
+      </w:pPr>
+      <w:r>
+        <w:t>3. Blockierte Punkte</w:t>
       </w:r>
     </w:p>
     <w:p>
       <w:r>
-        <w:t>Done: Abmahnung versandt, Anlagenstruktur K1-K18 angelegt, erster Eilantragsentwurf steht.</w:t>
+        <w:t>Die Beauftragung des externen ATMP-Beraters ist im Einkauf noch nicht freigegeben. Das Angebot über 18400 EUR liegt seit 31. Mai vor. Ohne Freigabe kann die regulatorische Anlage frühestens zwei Arbeitstage später fertiggestellt werden.</w:t>
       </w:r>
     </w:p>
     <w:p>
       <w:r>
-        <w:t>Doing: Dringlichkeitsvermerk, EV Hellfeld, Schwärzung Laborberichte, Budget-Reforecast.</w:t>
+        <w:t>Das Vergleichsfenster von 1,2 bis 1,8 Mio. EUR ist im Vorstand nicht beschlossen. Der CFO hat am 3. Juni um 11:24 Uhr nur eine Verhandlungsvollmacht bis 900000 EUR bestätigt. Diese Grenze soll im Gespräch nicht als endgültige Position nach außen gegeben werden.</w:t>
+      </w:r>
+    </w:p>
+    <w:p>
+      <w:pPr>
+        <w:pStyle w:val="Heading1"/>
+      </w:pPr>
+      <w:r>
+        <w:t>4. Belege und offene Tatsachen</w:t>
+      </w:r>
+    </w:p>
+    <w:tbl>
+      <w:tblPr>
+        <w:tblStyle w:val="TableGrid"/>
+        <w:tblW w:type="auto" w:w="0"/>
+        <w:jc w:val="center"/>
+        <w:tblLayout w:type="fixed"/>
+        <w:tblLook w:firstColumn="1" w:firstRow="1" w:lastColumn="0" w:lastRow="0" w:noHBand="0" w:noVBand="1" w:val="04A0"/>
+      </w:tblPr>
+      <w:tblGrid>
+        <w:gridCol w:w="3175"/>
+        <w:gridCol w:w="3175"/>
+        <w:gridCol w:w="3175"/>
+      </w:tblGrid>
+      <w:tr>
+        <w:trPr>
+          <w:tblHeader w:val="true"/>
+        </w:trPr>
+        <w:tc>
+          <w:tcPr>
+            <w:tcW w:type="dxa" w:w="2494"/>
+            <w:vAlign w:val="center"/>
+            <w:shd w:fill="DCE6EC"/>
+            <w:tcMar>
+              <w:top w:w="70" w:type="dxa"/>
+              <w:start w:w="70" w:type="dxa"/>
+              <w:bottom w:w="70" w:type="dxa"/>
+              <w:end w:w="70" w:type="dxa"/>
+            </w:tcMar>
+          </w:tcPr>
+          <w:p>
+            <w:r>
+              <w:rPr>
+                <w:rFonts w:ascii="Times New Roman" w:hAnsi="Times New Roman"/>
+                <w:b/>
+                <w:sz w:val="17"/>
+              </w:rPr>
+              <w:t>Aktenstück</w:t>
+            </w:r>
+          </w:p>
+        </w:tc>
+        <w:tc>
+          <w:tcPr>
+            <w:tcW w:type="dxa" w:w="2891"/>
+            <w:vAlign w:val="center"/>
+            <w:shd w:fill="DCE6EC"/>
+            <w:tcMar>
+              <w:top w:w="70" w:type="dxa"/>
+              <w:start w:w="70" w:type="dxa"/>
+              <w:bottom w:w="70" w:type="dxa"/>
+              <w:end w:w="70" w:type="dxa"/>
+            </w:tcMar>
+          </w:tcPr>
+          <w:p>
+            <w:r>
+              <w:rPr>
+                <w:rFonts w:ascii="Times New Roman" w:hAnsi="Times New Roman"/>
+                <w:b/>
+                <w:sz w:val="17"/>
+              </w:rPr>
+              <w:t>Vorhanden</w:t>
+            </w:r>
+          </w:p>
+        </w:tc>
+        <w:tc>
+          <w:tcPr>
+            <w:tcW w:type="dxa" w:w="3798"/>
+            <w:vAlign w:val="center"/>
+            <w:shd w:fill="DCE6EC"/>
+            <w:tcMar>
+              <w:top w:w="70" w:type="dxa"/>
+              <w:start w:w="70" w:type="dxa"/>
+              <w:bottom w:w="70" w:type="dxa"/>
+              <w:end w:w="70" w:type="dxa"/>
+            </w:tcMar>
+          </w:tcPr>
+          <w:p>
+            <w:r>
+              <w:rPr>
+                <w:rFonts w:ascii="Times New Roman" w:hAnsi="Times New Roman"/>
+                <w:b/>
+                <w:sz w:val="17"/>
+              </w:rPr>
+              <w:t>Fehlt oder widersprüchlich</w:t>
+            </w:r>
+          </w:p>
+        </w:tc>
+      </w:tr>
+      <w:tr>
+        <w:trPr>
+          <w:cantSplit/>
+        </w:trPr>
+        <w:tc>
+          <w:tcPr>
+            <w:tcW w:type="dxa" w:w="2494"/>
+            <w:vAlign w:val="top"/>
+            <w:tcMar>
+              <w:top w:w="70" w:type="dxa"/>
+              <w:start w:w="70" w:type="dxa"/>
+              <w:bottom w:w="70" w:type="dxa"/>
+              <w:end w:w="70" w:type="dxa"/>
+            </w:tcMar>
+          </w:tcPr>
+          <w:p>
+            <w:r>
+              <w:rPr>
+                <w:rFonts w:ascii="Times New Roman" w:hAnsi="Times New Roman"/>
+                <w:sz w:val="17"/>
+              </w:rPr>
+              <w:t>E-Mail-Kette 28.03. bis 04.04.</w:t>
+            </w:r>
+          </w:p>
+        </w:tc>
+        <w:tc>
+          <w:tcPr>
+            <w:tcW w:type="dxa" w:w="2891"/>
+            <w:vAlign w:val="top"/>
+            <w:tcMar>
+              <w:top w:w="70" w:type="dxa"/>
+              <w:start w:w="70" w:type="dxa"/>
+              <w:bottom w:w="70" w:type="dxa"/>
+              <w:end w:w="70" w:type="dxa"/>
+            </w:tcMar>
+          </w:tcPr>
+          <w:p>
+            <w:r>
+              <w:rPr>
+                <w:rFonts w:ascii="Times New Roman" w:hAnsi="Times New Roman"/>
+                <w:sz w:val="17"/>
+              </w:rPr>
+              <w:t>Export der Rechtsabteilung</w:t>
+            </w:r>
+          </w:p>
+        </w:tc>
+        <w:tc>
+          <w:tcPr>
+            <w:tcW w:type="dxa" w:w="3798"/>
+            <w:vAlign w:val="top"/>
+            <w:tcMar>
+              <w:top w:w="70" w:type="dxa"/>
+              <w:start w:w="70" w:type="dxa"/>
+              <w:bottom w:w="70" w:type="dxa"/>
+              <w:end w:w="70" w:type="dxa"/>
+            </w:tcMar>
+          </w:tcPr>
+          <w:p>
+            <w:r>
+              <w:rPr>
+                <w:rFonts w:ascii="Times New Roman" w:hAnsi="Times New Roman"/>
+                <w:sz w:val="17"/>
+              </w:rPr>
+              <w:t>Zwei Anlagen fehlen; Datum der ersten Kenntnis streitig</w:t>
+            </w:r>
+          </w:p>
+        </w:tc>
+      </w:tr>
+      <w:tr>
+        <w:trPr>
+          <w:cantSplit/>
+        </w:trPr>
+        <w:tc>
+          <w:tcPr>
+            <w:tcW w:type="dxa" w:w="2494"/>
+            <w:vAlign w:val="top"/>
+            <w:tcMar>
+              <w:top w:w="70" w:type="dxa"/>
+              <w:start w:w="70" w:type="dxa"/>
+              <w:bottom w:w="70" w:type="dxa"/>
+              <w:end w:w="70" w:type="dxa"/>
+            </w:tcMar>
+          </w:tcPr>
+          <w:p>
+            <w:r>
+              <w:rPr>
+                <w:rFonts w:ascii="Times New Roman" w:hAnsi="Times New Roman"/>
+                <w:sz w:val="17"/>
+              </w:rPr>
+              <w:t>Probenübergabe 17.05.</w:t>
+            </w:r>
+          </w:p>
+        </w:tc>
+        <w:tc>
+          <w:tcPr>
+            <w:tcW w:type="dxa" w:w="2891"/>
+            <w:vAlign w:val="top"/>
+            <w:tcMar>
+              <w:top w:w="70" w:type="dxa"/>
+              <w:start w:w="70" w:type="dxa"/>
+              <w:bottom w:w="70" w:type="dxa"/>
+              <w:end w:w="70" w:type="dxa"/>
+            </w:tcMar>
+          </w:tcPr>
+          <w:p>
+            <w:r>
+              <w:rPr>
+                <w:rFonts w:ascii="Times New Roman" w:hAnsi="Times New Roman"/>
+                <w:sz w:val="17"/>
+              </w:rPr>
+              <w:t>Tresorjournal und Kurierbeleg</w:t>
+            </w:r>
+          </w:p>
+        </w:tc>
+        <w:tc>
+          <w:tcPr>
+            <w:tcW w:type="dxa" w:w="3798"/>
+            <w:vAlign w:val="top"/>
+            <w:tcMar>
+              <w:top w:w="70" w:type="dxa"/>
+              <w:start w:w="70" w:type="dxa"/>
+              <w:bottom w:w="70" w:type="dxa"/>
+              <w:end w:w="70" w:type="dxa"/>
+            </w:tcMar>
+          </w:tcPr>
+          <w:p>
+            <w:r>
+              <w:rPr>
+                <w:rFonts w:ascii="Times New Roman" w:hAnsi="Times New Roman"/>
+                <w:sz w:val="17"/>
+              </w:rPr>
+              <w:t>Unterschrift der MedVector-Mitarbeiterin unleserlich</w:t>
+            </w:r>
+          </w:p>
+        </w:tc>
+      </w:tr>
+      <w:tr>
+        <w:trPr>
+          <w:cantSplit/>
+        </w:trPr>
+        <w:tc>
+          <w:tcPr>
+            <w:tcW w:type="dxa" w:w="2494"/>
+            <w:vAlign w:val="top"/>
+            <w:tcMar>
+              <w:top w:w="70" w:type="dxa"/>
+              <w:start w:w="70" w:type="dxa"/>
+              <w:bottom w:w="70" w:type="dxa"/>
+              <w:end w:w="70" w:type="dxa"/>
+            </w:tcMar>
+          </w:tcPr>
+          <w:p>
+            <w:r>
+              <w:rPr>
+                <w:rFonts w:ascii="Times New Roman" w:hAnsi="Times New Roman"/>
+                <w:sz w:val="17"/>
+              </w:rPr>
+              <w:t>Laborberichte K7/K14</w:t>
+            </w:r>
+          </w:p>
+        </w:tc>
+        <w:tc>
+          <w:tcPr>
+            <w:tcW w:type="dxa" w:w="2891"/>
+            <w:vAlign w:val="top"/>
+            <w:tcMar>
+              <w:top w:w="70" w:type="dxa"/>
+              <w:start w:w="70" w:type="dxa"/>
+              <w:bottom w:w="70" w:type="dxa"/>
+              <w:end w:w="70" w:type="dxa"/>
+            </w:tcMar>
+          </w:tcPr>
+          <w:p>
+            <w:r>
+              <w:rPr>
+                <w:rFonts w:ascii="Times New Roman" w:hAnsi="Times New Roman"/>
+                <w:sz w:val="17"/>
+              </w:rPr>
+              <w:t>Originale als PDF</w:t>
+            </w:r>
+          </w:p>
+        </w:tc>
+        <w:tc>
+          <w:tcPr>
+            <w:tcW w:type="dxa" w:w="3798"/>
+            <w:vAlign w:val="top"/>
+            <w:tcMar>
+              <w:top w:w="70" w:type="dxa"/>
+              <w:start w:w="70" w:type="dxa"/>
+              <w:bottom w:w="70" w:type="dxa"/>
+              <w:end w:w="70" w:type="dxa"/>
+            </w:tcMar>
+          </w:tcPr>
+          <w:p>
+            <w:r>
+              <w:rPr>
+                <w:rFonts w:ascii="Times New Roman" w:hAnsi="Times New Roman"/>
+                <w:sz w:val="17"/>
+              </w:rPr>
+              <w:t>Patientenkürzel müssen vor Gerichtseinreichung geschwärzt werden</w:t>
+            </w:r>
+          </w:p>
+        </w:tc>
+      </w:tr>
+      <w:tr>
+        <w:trPr>
+          <w:cantSplit/>
+        </w:trPr>
+        <w:tc>
+          <w:tcPr>
+            <w:tcW w:type="dxa" w:w="2494"/>
+            <w:vAlign w:val="top"/>
+            <w:tcMar>
+              <w:top w:w="70" w:type="dxa"/>
+              <w:start w:w="70" w:type="dxa"/>
+              <w:bottom w:w="70" w:type="dxa"/>
+              <w:end w:w="70" w:type="dxa"/>
+            </w:tcMar>
+          </w:tcPr>
+          <w:p>
+            <w:r>
+              <w:rPr>
+                <w:rFonts w:ascii="Times New Roman" w:hAnsi="Times New Roman"/>
+                <w:sz w:val="17"/>
+              </w:rPr>
+              <w:t>April-Rechnung</w:t>
+            </w:r>
+          </w:p>
+        </w:tc>
+        <w:tc>
+          <w:tcPr>
+            <w:tcW w:type="dxa" w:w="2891"/>
+            <w:vAlign w:val="top"/>
+            <w:tcMar>
+              <w:top w:w="70" w:type="dxa"/>
+              <w:start w:w="70" w:type="dxa"/>
+              <w:bottom w:w="70" w:type="dxa"/>
+              <w:end w:w="70" w:type="dxa"/>
+            </w:tcMar>
+          </w:tcPr>
+          <w:p>
+            <w:r>
+              <w:rPr>
+                <w:rFonts w:ascii="Times New Roman" w:hAnsi="Times New Roman"/>
+                <w:sz w:val="17"/>
+              </w:rPr>
+              <w:t>Narrative und Zeiteinträge</w:t>
+            </w:r>
+          </w:p>
+        </w:tc>
+        <w:tc>
+          <w:tcPr>
+            <w:tcW w:type="dxa" w:w="3798"/>
+            <w:vAlign w:val="top"/>
+            <w:tcMar>
+              <w:top w:w="70" w:type="dxa"/>
+              <w:start w:w="70" w:type="dxa"/>
+              <w:bottom w:w="70" w:type="dxa"/>
+              <w:end w:w="70" w:type="dxa"/>
+            </w:tcMar>
+          </w:tcPr>
+          <w:p>
+            <w:r>
+              <w:rPr>
+                <w:rFonts w:ascii="Times New Roman" w:hAnsi="Times New Roman"/>
+                <w:sz w:val="17"/>
+              </w:rPr>
+              <w:t>4,1 Stunden interner Call nach OCG beanstandet</w:t>
+            </w:r>
+          </w:p>
+        </w:tc>
+      </w:tr>
+    </w:tbl>
+    <w:p/>
+    <w:p>
+      <w:pPr>
+        <w:pStyle w:val="Heading1"/>
+      </w:pPr>
+      <w:r>
+        <w:t>5. Nächste Kommunikation</w:t>
       </w:r>
     </w:p>
     <w:p>
       <w:r>
-        <w:t>Blocked: Procurement-Freigabe externer ATMP-Berater und Board-Freigabe Vergleichsfenster.</w:t>
+        <w:t>Julian Norder übersendet bis 4. Juni um 09:30 Uhr eine aktualisierte Fragenliste an Dr. Hellfeld. Dr. Falkenried führt um 16:30 Uhr den Budgettermin mit Dr. Auer und Herrn Kordes. Ein externes Schreiben wird erst nach schriftlicher Freigabe der Rechtsabteilung versandt.</w:t>
+      </w:r>
+    </w:p>
+    <w:p>
+      <w:r>
+        <w:t>Erstellt von Julian Norder, Rechtsanwalt</w:t>
+        <w:br/>
+        <w:t>Geprüft am 3. Juni 2026 um 18:02 Uhr durch Dr. Cosima Falkenried, Rechtsanwältin</w:t>
       </w:r>
     </w:p>
     <w:sectPr>
-      <w:pgSz w:w="12240" w:h="15840"/>
-      <w:pgMar w:top="1440" w:right="1800" w:bottom="1440" w:left="1800" w:header="720" w:footer="720" w:gutter="0"/>
+      <w:footerReference w:type="default" r:id="rId9"/>
+      <w:pgSz w:w="11906" w:h="16838"/>
+      <w:pgMar w:top="1020" w:right="1134" w:bottom="964" w:left="1247" w:header="720" w:footer="720" w:gutter="0"/>
       <w:cols w:space="720"/>
       <w:docGrid w:linePitch="360"/>
     </w:sectPr>
   </w:body>
 </w:document>
+</file>
+
+<file path=word/footer1.xml><?xml version="1.0" encoding="utf-8"?>
+<w:ftr xmlns:m="http://schemas.openxmlformats.org/officeDocument/2006/math" xmlns:mc="http://schemas.openxmlformats.org/markup-compatibility/2006" xmlns:mo="http://schemas.microsoft.com/office/mac/office/2008/main" xmlns:mv="urn:schemas-microsoft-com:mac:vml" xmlns:o="urn:schemas-microsoft-com:office:office" xmlns:r="http://schemas.openxmlformats.org/officeDocument/2006/relationships" xmlns:v="urn:schemas-microsoft-com:vml" xmlns:w10="urn:schemas-microsoft-com:office:word" xmlns:w14="http://schemas.microsoft.com/office/word/2010/wordml" xmlns:w="http://schemas.openxmlformats.org/wordprocessingml/2006/main" xmlns:wne="http://schemas.microsoft.com/office/word/2006/wordml" xmlns:wp14="http://schemas.microsoft.com/office/word/2010/wordprocessingDrawing" xmlns:wp="http://schemas.openxmlformats.org/drawingml/2006/wordprocessingDrawing" xmlns:wpc="http://schemas.microsoft.com/office/word/2010/wordprocessingCanvas" xmlns:wpg="http://schemas.microsoft.com/office/word/2010/wordprocessingGroup" xmlns:wpi="http://schemas.microsoft.com/office/word/2010/wordprocessingInk" xmlns:wps="http://schemas.microsoft.com/office/word/2010/wordprocessingShape" mc:Ignorable="w14 wp14">
+  <w:p>
+    <w:pPr>
+      <w:pStyle w:val="Footer"/>
+      <w:jc w:val="center"/>
+    </w:pPr>
+    <w:r>
+      <w:rPr>
+        <w:rFonts w:ascii="Times New Roman" w:hAnsi="Times New Roman"/>
+        <w:color w:val="5F5F5F"/>
+        <w:sz w:val="16"/>
+      </w:rPr>
+      <w:t xml:space="preserve">Matter 26-0417 | Nordstern gegen MedVector | </w:t>
+    </w:r>
+    <w:r>
+      <w:rPr>
+        <w:rFonts w:ascii="Times New Roman" w:hAnsi="Times New Roman"/>
+        <w:color w:val="5F5F5F"/>
+        <w:sz w:val="16"/>
+      </w:rPr>
+      <w:t xml:space="preserve">Seite </w:t>
+    </w:r>
+    <w:r>
+      <w:rPr>
+        <w:rFonts w:ascii="Times New Roman" w:hAnsi="Times New Roman"/>
+        <w:color w:val="5F5F5F"/>
+        <w:sz w:val="16"/>
+      </w:rPr>
+      <w:fldChar w:fldCharType="begin"/>
+      <w:instrText xml:space="preserve"> PAGE </w:instrText>
+      <w:fldChar w:fldCharType="end"/>
+    </w:r>
+  </w:p>
+</w:ftr>
 </file>
 
 <file path=word/numbering.xml><?xml version="1.0" encoding="utf-8"?>
@@ -398,6 +2119,13 @@
     <w:name w:val="Normal"/>
     <w:qFormat/>
     <w:rsid w:val="00FC693F"/>
+    <w:pPr>
+      <w:spacing w:after="120" w:line="259" w:lineRule="auto"/>
+    </w:pPr>
+    <w:rPr>
+      <w:rFonts w:ascii="Times New Roman" w:hAnsi="Times New Roman"/>
+      <w:sz w:val="22"/>
+    </w:rPr>
   </w:style>
   <w:style w:type="paragraph" w:styleId="Header">
     <w:name w:val="header"/>
@@ -454,15 +2182,15 @@
     <w:pPr>
       <w:keepNext/>
       <w:keepLines/>
-      <w:spacing w:before="480" w:after="0"/>
+      <w:spacing w:before="180" w:after="80"/>
       <w:outlineLvl w:val="0"/>
     </w:pPr>
     <w:rPr>
-      <w:rFonts w:asciiTheme="majorHAnsi" w:eastAsiaTheme="majorEastAsia" w:hAnsiTheme="majorHAnsi" w:cstheme="majorBidi"/>
+      <w:rFonts w:asciiTheme="majorHAnsi" w:eastAsiaTheme="majorEastAsia" w:hAnsiTheme="majorHAnsi" w:cstheme="majorBidi" w:ascii="Times New Roman" w:hAnsi="Times New Roman"/>
       <w:b/>
       <w:bCs/>
-      <w:color w:val="365F91" w:themeColor="accent1" w:themeShade="BF"/>
-      <w:sz w:val="28"/>
+      <w:color w:val="23364D"/>
+      <w:sz w:val="26"/>
       <w:szCs w:val="28"/>
     </w:rPr>
   </w:style>
@@ -478,15 +2206,15 @@
     <w:pPr>
       <w:keepNext/>
       <w:keepLines/>
-      <w:spacing w:before="200" w:after="0"/>
+      <w:spacing w:before="180" w:after="80"/>
       <w:outlineLvl w:val="1"/>
     </w:pPr>
     <w:rPr>
-      <w:rFonts w:asciiTheme="majorHAnsi" w:eastAsiaTheme="majorEastAsia" w:hAnsiTheme="majorHAnsi" w:cstheme="majorBidi"/>
+      <w:rFonts w:asciiTheme="majorHAnsi" w:eastAsiaTheme="majorEastAsia" w:hAnsiTheme="majorHAnsi" w:cstheme="majorBidi" w:ascii="Times New Roman" w:hAnsi="Times New Roman"/>
       <w:b/>
       <w:bCs/>
-      <w:color w:val="4F81BD" w:themeColor="accent1"/>
-      <w:sz w:val="26"/>
+      <w:color w:val="23364D"/>
+      <w:sz w:val="23"/>
       <w:szCs w:val="26"/>
     </w:rPr>
   </w:style>
@@ -743,15 +2471,16 @@
       <w:pBdr>
         <w:bottom w:val="single" w:sz="8" w:space="4" w:color="4F81BD" w:themeColor="accent1"/>
       </w:pBdr>
-      <w:spacing w:after="300" w:line="240" w:lineRule="auto"/>
+      <w:spacing w:after="80" w:line="240" w:lineRule="auto" w:before="180"/>
       <w:contextualSpacing/>
     </w:pPr>
     <w:rPr>
-      <w:rFonts w:asciiTheme="majorHAnsi" w:eastAsiaTheme="majorEastAsia" w:hAnsiTheme="majorHAnsi" w:cstheme="majorBidi"/>
-      <w:color w:val="17365D" w:themeColor="text2" w:themeShade="BF"/>
+      <w:rFonts w:asciiTheme="majorHAnsi" w:eastAsiaTheme="majorEastAsia" w:hAnsiTheme="majorHAnsi" w:cstheme="majorBidi" w:ascii="Times New Roman" w:hAnsi="Times New Roman"/>
+      <w:b/>
+      <w:color w:val="23364D"/>
       <w:spacing w:val="5"/>
       <w:kern w:val="28"/>
-      <w:sz w:val="52"/>
+      <w:sz w:val="32"/>
       <w:szCs w:val="52"/>
     </w:rPr>
   </w:style>
